--- a/scripts/mydoc.docx
+++ b/scripts/mydoc.docx
@@ -7,13 +7,8 @@
         <w:jc w:val="center"/>
       </w:pPr>
       <w:r>
-        <w:t xml:space="preserve">This is my </w:t>
-      </w:r>
-      <w:proofErr w:type="gramStart"/>
-      <w:r>
-        <w:t>title</w:t>
-      </w:r>
-      <w:proofErr w:type="gramEnd"/>
+        <w:t>This is my title</w:t>
+      </w:r>
     </w:p>
     <w:p>
       <w:pPr>
@@ -22,72 +17,102 @@
     </w:p>
     <w:p>
       <w:r>
-        <w:t xml:space="preserve">Fuck </w:t>
-      </w:r>
-      <w:proofErr w:type="gramStart"/>
-      <w:r>
-        <w:t>you</w:t>
-      </w:r>
-      <w:proofErr w:type="gramEnd"/>
+        <w:t>Fuck you</w:t>
+      </w:r>
     </w:p>
     <w:p/>
     <w:p/>
     <w:p>
       <w:r>
-        <w:t xml:space="preserve">First Name: {{ </w:t>
-      </w:r>
-      <w:proofErr w:type="spellStart"/>
-      <w:r>
-        <w:t>user.first_name</w:t>
-      </w:r>
-      <w:proofErr w:type="spellEnd"/>
-      <w:r>
-        <w:t xml:space="preserve"> | </w:t>
-      </w:r>
-      <w:r>
-        <w:t xml:space="preserve"> }}</w:t>
+        <w:t xml:space="preserve">First Name: </w:t>
+      </w:r>
+      <w:r>
+        <w:t>{</w:t>
+      </w:r>
+      <w:r>
+        <w:t>{</w:t>
+      </w:r>
+      <w:r>
+        <w:t>r</w:t>
+      </w:r>
+      <w:r>
+        <w:t xml:space="preserve"> user.first_name</w:t>
+      </w:r>
+      <w:r>
+        <w:t xml:space="preserve"> </w:t>
+      </w:r>
+      <w:r>
+        <w:t>| mar</w:t>
+      </w:r>
+      <w:r>
+        <w:t>k</w:t>
+      </w:r>
+      <w:r>
+        <w:t xml:space="preserve">() </w:t>
+      </w:r>
+      <w:r>
+        <w:t>}</w:t>
+      </w:r>
+      <w:r>
+        <w:t>}</w:t>
       </w:r>
     </w:p>
     <w:p>
       <w:r>
-        <w:t xml:space="preserve">Last Name: </w:t>
-      </w:r>
-      <w:proofErr w:type="gramStart"/>
-      <w:r>
-        <w:t xml:space="preserve">{{ </w:t>
-      </w:r>
-      <w:proofErr w:type="spellStart"/>
-      <w:r>
-        <w:t>user</w:t>
-      </w:r>
-      <w:proofErr w:type="gramEnd"/>
-      <w:r>
-        <w:t>.last_name</w:t>
-      </w:r>
-      <w:proofErr w:type="spellEnd"/>
-      <w:r>
-        <w:t xml:space="preserve"> }}</w:t>
+        <w:t>Last Name: {</w:t>
+      </w:r>
+      <w:r>
+        <w:t>{</w:t>
+      </w:r>
+      <w:r>
+        <w:t>r</w:t>
+      </w:r>
+      <w:r>
+        <w:t xml:space="preserve"> user.last_name </w:t>
+      </w:r>
+      <w:r>
+        <w:t>| mar</w:t>
+      </w:r>
+      <w:r>
+        <w:t>k</w:t>
+      </w:r>
+      <w:r>
+        <w:t xml:space="preserve">() </w:t>
+      </w:r>
+      <w:r>
+        <w:t>}</w:t>
+      </w:r>
+      <w:r>
+        <w:t>}</w:t>
       </w:r>
     </w:p>
     <w:p>
       <w:r>
-        <w:t xml:space="preserve">Role: </w:t>
-      </w:r>
-      <w:proofErr w:type="gramStart"/>
-      <w:r>
-        <w:t xml:space="preserve">{{ </w:t>
-      </w:r>
-      <w:proofErr w:type="spellStart"/>
-      <w:r>
-        <w:t>job</w:t>
-      </w:r>
-      <w:proofErr w:type="gramEnd"/>
-      <w:r>
-        <w:t>.role</w:t>
-      </w:r>
-      <w:proofErr w:type="spellEnd"/>
-      <w:r>
-        <w:t xml:space="preserve"> }}</w:t>
+        <w:t>Role: {</w:t>
+      </w:r>
+      <w:r>
+        <w:t>{</w:t>
+      </w:r>
+      <w:r>
+        <w:t>r</w:t>
+      </w:r>
+      <w:r>
+        <w:t xml:space="preserve"> job.role </w:t>
+      </w:r>
+      <w:r>
+        <w:t>| mar</w:t>
+      </w:r>
+      <w:r>
+        <w:t>k</w:t>
+      </w:r>
+      <w:r>
+        <w:t xml:space="preserve">() </w:t>
+      </w:r>
+      <w:r>
+        <w:t>}</w:t>
+      </w:r>
+      <w:r>
+        <w:t>}</w:t>
       </w:r>
     </w:p>
     <w:p/>
@@ -195,145 +220,54 @@
                 <w:lang w:eastAsia="en-GB"/>
               </w:rPr>
             </w:pPr>
-            <w:proofErr w:type="gramStart"/>
             <w:r>
               <w:rPr>
                 <w:rFonts w:ascii="Times New Roman" w:eastAsia="Times New Roman" w:hAnsi="Times New Roman" w:cs="Times New Roman"/>
                 <w:lang w:eastAsia="en-GB"/>
               </w:rPr>
-              <w:t xml:space="preserve">{{ </w:t>
+              <w:t>{{ user.first_name }} {{ user.last_name }}</w:t>
             </w:r>
-            <w:proofErr w:type="spellStart"/>
+          </w:p>
+        </w:tc>
+        <w:tc>
+          <w:tcPr>
+            <w:tcW w:w="0" w:type="auto"/>
+            <w:hideMark/>
+          </w:tcPr>
+          <w:p>
+            <w:pPr>
+              <w:rPr>
+                <w:rFonts w:ascii="Times New Roman" w:eastAsia="Times New Roman" w:hAnsi="Times New Roman" w:cs="Times New Roman"/>
+                <w:lang w:eastAsia="en-GB"/>
+              </w:rPr>
+            </w:pPr>
             <w:r>
               <w:rPr>
                 <w:rFonts w:ascii="Times New Roman" w:eastAsia="Times New Roman" w:hAnsi="Times New Roman" w:cs="Times New Roman"/>
                 <w:lang w:eastAsia="en-GB"/>
               </w:rPr>
-              <w:t>user</w:t>
+              <w:t>{{ job.role }}</w:t>
             </w:r>
-            <w:proofErr w:type="gramEnd"/>
+          </w:p>
+        </w:tc>
+        <w:tc>
+          <w:tcPr>
+            <w:tcW w:w="0" w:type="auto"/>
+            <w:hideMark/>
+          </w:tcPr>
+          <w:p>
+            <w:pPr>
+              <w:rPr>
+                <w:rFonts w:ascii="Times New Roman" w:eastAsia="Times New Roman" w:hAnsi="Times New Roman" w:cs="Times New Roman"/>
+                <w:lang w:eastAsia="en-GB"/>
+              </w:rPr>
+            </w:pPr>
             <w:r>
               <w:rPr>
                 <w:rFonts w:ascii="Times New Roman" w:eastAsia="Times New Roman" w:hAnsi="Times New Roman" w:cs="Times New Roman"/>
                 <w:lang w:eastAsia="en-GB"/>
               </w:rPr>
-              <w:t>.first_name</w:t>
-            </w:r>
-            <w:proofErr w:type="spellEnd"/>
-            <w:r>
-              <w:rPr>
-                <w:rFonts w:ascii="Times New Roman" w:eastAsia="Times New Roman" w:hAnsi="Times New Roman" w:cs="Times New Roman"/>
-                <w:lang w:eastAsia="en-GB"/>
-              </w:rPr>
-              <w:t xml:space="preserve"> }} {{ </w:t>
-            </w:r>
-            <w:proofErr w:type="spellStart"/>
-            <w:r>
-              <w:rPr>
-                <w:rFonts w:ascii="Times New Roman" w:eastAsia="Times New Roman" w:hAnsi="Times New Roman" w:cs="Times New Roman"/>
-                <w:lang w:eastAsia="en-GB"/>
-              </w:rPr>
-              <w:t>user.last_name</w:t>
-            </w:r>
-            <w:proofErr w:type="spellEnd"/>
-            <w:r>
-              <w:rPr>
-                <w:rFonts w:ascii="Times New Roman" w:eastAsia="Times New Roman" w:hAnsi="Times New Roman" w:cs="Times New Roman"/>
-                <w:lang w:eastAsia="en-GB"/>
-              </w:rPr>
-              <w:t xml:space="preserve"> }}</w:t>
-            </w:r>
-          </w:p>
-        </w:tc>
-        <w:tc>
-          <w:tcPr>
-            <w:tcW w:w="0" w:type="auto"/>
-            <w:hideMark/>
-          </w:tcPr>
-          <w:p>
-            <w:pPr>
-              <w:rPr>
-                <w:rFonts w:ascii="Times New Roman" w:eastAsia="Times New Roman" w:hAnsi="Times New Roman" w:cs="Times New Roman"/>
-                <w:lang w:eastAsia="en-GB"/>
-              </w:rPr>
-            </w:pPr>
-            <w:proofErr w:type="gramStart"/>
-            <w:r>
-              <w:rPr>
-                <w:rFonts w:ascii="Times New Roman" w:eastAsia="Times New Roman" w:hAnsi="Times New Roman" w:cs="Times New Roman"/>
-                <w:lang w:eastAsia="en-GB"/>
-              </w:rPr>
-              <w:t xml:space="preserve">{{ </w:t>
-            </w:r>
-            <w:proofErr w:type="spellStart"/>
-            <w:r>
-              <w:rPr>
-                <w:rFonts w:ascii="Times New Roman" w:eastAsia="Times New Roman" w:hAnsi="Times New Roman" w:cs="Times New Roman"/>
-                <w:lang w:eastAsia="en-GB"/>
-              </w:rPr>
-              <w:t>job</w:t>
-            </w:r>
-            <w:proofErr w:type="gramEnd"/>
-            <w:r>
-              <w:rPr>
-                <w:rFonts w:ascii="Times New Roman" w:eastAsia="Times New Roman" w:hAnsi="Times New Roman" w:cs="Times New Roman"/>
-                <w:lang w:eastAsia="en-GB"/>
-              </w:rPr>
-              <w:t>.role</w:t>
-            </w:r>
-            <w:proofErr w:type="spellEnd"/>
-            <w:r>
-              <w:rPr>
-                <w:rFonts w:ascii="Times New Roman" w:eastAsia="Times New Roman" w:hAnsi="Times New Roman" w:cs="Times New Roman"/>
-                <w:lang w:eastAsia="en-GB"/>
-              </w:rPr>
-              <w:t xml:space="preserve"> }}</w:t>
-            </w:r>
-          </w:p>
-        </w:tc>
-        <w:tc>
-          <w:tcPr>
-            <w:tcW w:w="0" w:type="auto"/>
-            <w:hideMark/>
-          </w:tcPr>
-          <w:p>
-            <w:pPr>
-              <w:rPr>
-                <w:rFonts w:ascii="Times New Roman" w:eastAsia="Times New Roman" w:hAnsi="Times New Roman" w:cs="Times New Roman"/>
-                <w:lang w:eastAsia="en-GB"/>
-              </w:rPr>
-            </w:pPr>
-            <w:proofErr w:type="gramStart"/>
-            <w:r>
-              <w:rPr>
-                <w:rFonts w:ascii="Times New Roman" w:eastAsia="Times New Roman" w:hAnsi="Times New Roman" w:cs="Times New Roman"/>
-                <w:lang w:eastAsia="en-GB"/>
-              </w:rPr>
-              <w:t xml:space="preserve">{{ </w:t>
-            </w:r>
-            <w:proofErr w:type="spellStart"/>
-            <w:r>
-              <w:rPr>
-                <w:rFonts w:ascii="Times New Roman" w:eastAsia="Times New Roman" w:hAnsi="Times New Roman" w:cs="Times New Roman"/>
-                <w:lang w:eastAsia="en-GB"/>
-              </w:rPr>
-              <w:t>job</w:t>
-            </w:r>
-            <w:proofErr w:type="gramEnd"/>
-            <w:r>
-              <w:rPr>
-                <w:rFonts w:ascii="Times New Roman" w:eastAsia="Times New Roman" w:hAnsi="Times New Roman" w:cs="Times New Roman"/>
-                <w:lang w:eastAsia="en-GB"/>
-              </w:rPr>
-              <w:t>.start_date</w:t>
-            </w:r>
-            <w:proofErr w:type="spellEnd"/>
-            <w:r>
-              <w:rPr>
-                <w:rFonts w:ascii="Times New Roman" w:eastAsia="Times New Roman" w:hAnsi="Times New Roman" w:cs="Times New Roman"/>
-                <w:lang w:eastAsia="en-GB"/>
-              </w:rPr>
-              <w:t xml:space="preserve"> }}</w:t>
+              <w:t>{{ job.start_date }}</w:t>
             </w:r>
           </w:p>
         </w:tc>
@@ -404,21 +338,33 @@
                 <w:lang w:eastAsia="en-GB"/>
               </w:rPr>
             </w:pPr>
-            <w:proofErr w:type="gramStart"/>
             <w:r>
               <w:rPr>
                 <w:rFonts w:ascii="Times New Roman" w:eastAsia="Times New Roman" w:hAnsi="Times New Roman" w:cs="Times New Roman"/>
                 <w:lang w:eastAsia="en-GB"/>
               </w:rPr>
-              <w:t>{{ item.name</w:t>
+              <w:t>{{ item.name }}</w:t>
             </w:r>
-            <w:proofErr w:type="gramEnd"/>
+          </w:p>
+        </w:tc>
+        <w:tc>
+          <w:tcPr>
+            <w:tcW w:w="0" w:type="auto"/>
+            <w:hideMark/>
+          </w:tcPr>
+          <w:p>
+            <w:pPr>
+              <w:rPr>
+                <w:rFonts w:ascii="Times New Roman" w:eastAsia="Times New Roman" w:hAnsi="Times New Roman" w:cs="Times New Roman"/>
+                <w:lang w:eastAsia="en-GB"/>
+              </w:rPr>
+            </w:pPr>
             <w:r>
               <w:rPr>
                 <w:rFonts w:ascii="Times New Roman" w:eastAsia="Times New Roman" w:hAnsi="Times New Roman" w:cs="Times New Roman"/>
                 <w:lang w:eastAsia="en-GB"/>
               </w:rPr>
-              <w:t xml:space="preserve"> }}</w:t>
+              <w:t>{{ item.role }}</w:t>
             </w:r>
           </w:p>
         </w:tc>
@@ -434,83 +380,12 @@
                 <w:lang w:eastAsia="en-GB"/>
               </w:rPr>
             </w:pPr>
-            <w:proofErr w:type="gramStart"/>
             <w:r>
               <w:rPr>
                 <w:rFonts w:ascii="Times New Roman" w:eastAsia="Times New Roman" w:hAnsi="Times New Roman" w:cs="Times New Roman"/>
                 <w:lang w:eastAsia="en-GB"/>
               </w:rPr>
-              <w:t xml:space="preserve">{{ </w:t>
-            </w:r>
-            <w:proofErr w:type="spellStart"/>
-            <w:r>
-              <w:rPr>
-                <w:rFonts w:ascii="Times New Roman" w:eastAsia="Times New Roman" w:hAnsi="Times New Roman" w:cs="Times New Roman"/>
-                <w:lang w:eastAsia="en-GB"/>
-              </w:rPr>
-              <w:t>item</w:t>
-            </w:r>
-            <w:proofErr w:type="gramEnd"/>
-            <w:r>
-              <w:rPr>
-                <w:rFonts w:ascii="Times New Roman" w:eastAsia="Times New Roman" w:hAnsi="Times New Roman" w:cs="Times New Roman"/>
-                <w:lang w:eastAsia="en-GB"/>
-              </w:rPr>
-              <w:t>.role</w:t>
-            </w:r>
-            <w:proofErr w:type="spellEnd"/>
-            <w:r>
-              <w:rPr>
-                <w:rFonts w:ascii="Times New Roman" w:eastAsia="Times New Roman" w:hAnsi="Times New Roman" w:cs="Times New Roman"/>
-                <w:lang w:eastAsia="en-GB"/>
-              </w:rPr>
-              <w:t xml:space="preserve"> }}</w:t>
-            </w:r>
-          </w:p>
-        </w:tc>
-        <w:tc>
-          <w:tcPr>
-            <w:tcW w:w="0" w:type="auto"/>
-            <w:hideMark/>
-          </w:tcPr>
-          <w:p>
-            <w:pPr>
-              <w:rPr>
-                <w:rFonts w:ascii="Times New Roman" w:eastAsia="Times New Roman" w:hAnsi="Times New Roman" w:cs="Times New Roman"/>
-                <w:lang w:eastAsia="en-GB"/>
-              </w:rPr>
-            </w:pPr>
-            <w:proofErr w:type="gramStart"/>
-            <w:r>
-              <w:rPr>
-                <w:rFonts w:ascii="Times New Roman" w:eastAsia="Times New Roman" w:hAnsi="Times New Roman" w:cs="Times New Roman"/>
-                <w:lang w:eastAsia="en-GB"/>
-              </w:rPr>
-              <w:t xml:space="preserve">{{ </w:t>
-            </w:r>
-            <w:proofErr w:type="spellStart"/>
-            <w:r>
-              <w:rPr>
-                <w:rFonts w:ascii="Times New Roman" w:eastAsia="Times New Roman" w:hAnsi="Times New Roman" w:cs="Times New Roman"/>
-                <w:lang w:eastAsia="en-GB"/>
-              </w:rPr>
-              <w:t>item</w:t>
-            </w:r>
-            <w:proofErr w:type="gramEnd"/>
-            <w:r>
-              <w:rPr>
-                <w:rFonts w:ascii="Times New Roman" w:eastAsia="Times New Roman" w:hAnsi="Times New Roman" w:cs="Times New Roman"/>
-                <w:lang w:eastAsia="en-GB"/>
-              </w:rPr>
-              <w:t>.start_date</w:t>
-            </w:r>
-            <w:proofErr w:type="spellEnd"/>
-            <w:r>
-              <w:rPr>
-                <w:rFonts w:ascii="Times New Roman" w:eastAsia="Times New Roman" w:hAnsi="Times New Roman" w:cs="Times New Roman"/>
-                <w:lang w:eastAsia="en-GB"/>
-              </w:rPr>
-              <w:t xml:space="preserve"> }}</w:t>
+              <w:t>{{ item.start_date }}</w:t>
             </w:r>
           </w:p>
         </w:tc>
@@ -533,23 +408,7 @@
                 <w:rFonts w:ascii="Times New Roman" w:eastAsia="Times New Roman" w:hAnsi="Times New Roman" w:cs="Times New Roman"/>
                 <w:lang w:eastAsia="en-GB"/>
               </w:rPr>
-              <w:t xml:space="preserve">{% </w:t>
-            </w:r>
-            <w:proofErr w:type="spellStart"/>
-            <w:r>
-              <w:rPr>
-                <w:rFonts w:ascii="Times New Roman" w:eastAsia="Times New Roman" w:hAnsi="Times New Roman" w:cs="Times New Roman"/>
-                <w:lang w:eastAsia="en-GB"/>
-              </w:rPr>
-              <w:t>endfor</w:t>
-            </w:r>
-            <w:proofErr w:type="spellEnd"/>
-            <w:r>
-              <w:rPr>
-                <w:rFonts w:ascii="Times New Roman" w:eastAsia="Times New Roman" w:hAnsi="Times New Roman" w:cs="Times New Roman"/>
-                <w:lang w:eastAsia="en-GB"/>
-              </w:rPr>
-              <w:t xml:space="preserve"> %}</w:t>
+              <w:t>{% endfor %}</w:t>
             </w:r>
           </w:p>
         </w:tc>
